--- a/docs/Documentation_and_Usability.docx
+++ b/docs/Documentation_and_Usability.docx
@@ -27,7 +27,7 @@
         <w:pStyle w:val="Date"/>
       </w:pPr>
       <w:r>
-        <w:t xml:space="preserve">2022-03-23</w:t>
+        <w:t xml:space="preserve">2022-04-01</w:t>
       </w:r>
     </w:p>
     <w:sdt>
@@ -12248,7 +12248,7 @@
         <w:rPr>
           <w:rStyle w:val="VerbatimChar"/>
         </w:rPr>
-        <w:t xml:space="preserve">##  date     2022-03-23                  </w:t>
+        <w:t xml:space="preserve">##  date     2022-04-01                  </w:t>
       </w:r>
       <w:r>
         <w:br/>

--- a/docs/Documentation_and_Usability.docx
+++ b/docs/Documentation_and_Usability.docx
@@ -27,7 +27,7 @@
         <w:pStyle w:val="Date"/>
       </w:pPr>
       <w:r>
-        <w:t xml:space="preserve">2022-04-01</w:t>
+        <w:t xml:space="preserve">2022-04-05</w:t>
       </w:r>
     </w:p>
     <w:sdt>
@@ -12248,7 +12248,7 @@
         <w:rPr>
           <w:rStyle w:val="VerbatimChar"/>
         </w:rPr>
-        <w:t xml:space="preserve">##  date     2022-04-01                  </w:t>
+        <w:t xml:space="preserve">##  date     2022-04-05                  </w:t>
       </w:r>
       <w:r>
         <w:br/>
